--- a/docs/03_RankUp_User_Creation_Approval_QA.docx
+++ b/docs/03_RankUp_User_Creation_Approval_QA.docx
@@ -463,7 +463,20 @@
           <w:sz w:val="22"/>
           <w:szCs w:val="22"/>
         </w:rPr>
-        <w:t xml:space="preserve">• Student / Parent / Teacher self-request → app_user_approval queue.</w:t>
+        <w:t xml:space="preserve">• Student / Parent / Teacher self-request → app_approval queue.</w:t>
+      </w:r>
+    </w:p>
+    <w:p>
+      <w:pPr>
+        <w:spacing w:after="60"/>
+        <w:ind w:left="360"/>
+      </w:pPr>
+      <w:r>
+        <w:rPr>
+          <w:sz w:val="22"/>
+          <w:szCs w:val="22"/>
+        </w:rPr>
+        <w:t xml:space="preserve">• app_approval is a generic approval table shared with the question bank: user-registration rows use entity_type=1 (user_id), question workflow-trail rows use entity_type=2 (question_id).</w:t>
       </w:r>
     </w:p>
     <w:p>

--- a/docs/03_RankUp_User_Creation_Approval_QA.docx
+++ b/docs/03_RankUp_User_Creation_Approval_QA.docx
@@ -38,7 +38,7 @@
           <w:sz w:val="22"/>
           <w:szCs w:val="22"/>
         </w:rPr>
-        <w:t xml:space="preserve">Version: current codebase · Date: 17 Jul 2026</w:t>
+        <w:t xml:space="preserve">Version: current codebase · Date: 2 Aug 2026</w:t>
       </w:r>
     </w:p>
     <w:p>
@@ -50,7 +50,7 @@
           <w:sz w:val="22"/>
           <w:szCs w:val="22"/>
         </w:rPr>
-        <w:t xml:space="preserve">Regenerated to match business logic including school/campus change lock/unlock.</w:t>
+        <w:t xml:space="preserve">Aligned with email-username, scoped registration activation, and forgot-password first-wins. Full scenarios: docs/03_RankUp_User_Creation_Approval_QA.html</w:t>
       </w:r>
     </w:p>
     <w:p>
@@ -450,72 +450,85 @@
           <w:sz w:val="26"/>
           <w:szCs w:val="26"/>
         </w:rPr>
-        <w:t xml:space="preserve">2. Registration (unchanged core)</w:t>
-      </w:r>
-    </w:p>
-    <w:p>
-      <w:pPr>
-        <w:spacing w:after="60"/>
-        <w:ind w:left="360"/>
-      </w:pPr>
-      <w:r>
-        <w:rPr>
-          <w:sz w:val="22"/>
-          <w:szCs w:val="22"/>
-        </w:rPr>
-        <w:t xml:space="preserve">• Student / Parent / Teacher self-request → app_approval queue.</w:t>
-      </w:r>
-    </w:p>
-    <w:p>
-      <w:pPr>
-        <w:spacing w:after="60"/>
-        <w:ind w:left="360"/>
-      </w:pPr>
-      <w:r>
-        <w:rPr>
-          <w:sz w:val="22"/>
-          <w:szCs w:val="22"/>
-        </w:rPr>
-        <w:t xml:space="preserve">• app_approval is a generic approval table shared with the question bank: user-registration rows use entity_type=1 (user_id), question workflow-trail rows use entity_type=2 (question_id).</w:t>
-      </w:r>
-    </w:p>
-    <w:p>
-      <w:pPr>
-        <w:spacing w:after="60"/>
-        <w:ind w:left="360"/>
-      </w:pPr>
-      <w:r>
-        <w:rPr>
-          <w:sz w:val="22"/>
-          <w:szCs w:val="22"/>
-        </w:rPr>
-        <w:t xml:space="preserve">• SchoolAdmin / CampusAdmin soft-approve only; do NOT activate.</w:t>
-      </w:r>
-    </w:p>
-    <w:p>
-      <w:pPr>
-        <w:spacing w:after="60"/>
-        <w:ind w:left="360"/>
-      </w:pPr>
-      <w:r>
-        <w:rPr>
-          <w:sz w:val="22"/>
-          <w:szCs w:val="22"/>
-        </w:rPr>
-        <w:t xml:space="preserve">• PortalAdmin alone activates → NeedsPasswordSetup → set password → login.</w:t>
-      </w:r>
-    </w:p>
-    <w:p>
-      <w:pPr>
-        <w:spacing w:after="60"/>
-        <w:ind w:left="360"/>
-      </w:pPr>
-      <w:r>
-        <w:rPr>
-          <w:sz w:val="22"/>
-          <w:szCs w:val="22"/>
-        </w:rPr>
-        <w:t xml:space="preserve">• Soft-reject keeps row (rejected_at); same CNIC/mobile can re-request.</w:t>
+        <w:t xml:space="preserve">2. Username &amp; registration</w:t>
+      </w:r>
+    </w:p>
+    <w:p>
+      <w:pPr>
+        <w:spacing w:after="60"/>
+        <w:ind w:left="360"/>
+      </w:pPr>
+      <w:r>
+        <w:rPr>
+          <w:sz w:val="22"/>
+          <w:szCs w:val="22"/>
+        </w:rPr>
+        <w:t xml:space="preserve">• Username = email (required) for Student / Parent / Teacher self-request and directory create (incl. SchoolAdmin / CampusAdmin).</w:t>
+      </w:r>
+    </w:p>
+    <w:p>
+      <w:pPr>
+        <w:spacing w:after="60"/>
+        <w:ind w:left="360"/>
+      </w:pPr>
+      <w:r>
+        <w:rPr>
+          <w:sz w:val="22"/>
+          <w:szCs w:val="22"/>
+        </w:rPr>
+        <w:t xml:space="preserve">• Mobile optional. Student roll required only when a school is selected.</w:t>
+      </w:r>
+    </w:p>
+    <w:p>
+      <w:pPr>
+        <w:spacing w:after="60"/>
+        <w:ind w:left="360"/>
+      </w:pPr>
+      <w:r>
+        <w:rPr>
+          <w:sz w:val="22"/>
+          <w:szCs w:val="22"/>
+        </w:rPr>
+        <w:t xml:space="preserve">• Login lookup: username (email) → cnic → mobile.</w:t>
+      </w:r>
+    </w:p>
+    <w:p>
+      <w:pPr>
+        <w:spacing w:after="60"/>
+        <w:ind w:left="360"/>
+      </w:pPr>
+      <w:r>
+        <w:rPr>
+          <w:sz w:val="22"/>
+          <w:szCs w:val="22"/>
+        </w:rPr>
+        <w:t xml:space="preserve">• Queue: no school / Parent → PortalAdmin; school only → SchoolAdmin + PortalAdmin; school+campus → CampusAdmin + SchoolAdmin + PortalAdmin.</w:t>
+      </w:r>
+    </w:p>
+    <w:p>
+      <w:pPr>
+        <w:spacing w:after="60"/>
+        <w:ind w:left="360"/>
+      </w:pPr>
+      <w:r>
+        <w:rPr>
+          <w:sz w:val="22"/>
+          <w:szCs w:val="22"/>
+        </w:rPr>
+        <w:t xml:space="preserve">• Activation: PortalAdmin any; SchoolAdmin Student/Teacher in school; CampusAdmin Student/Teacher in campus; no-school/Parent → PortalAdmin only.</w:t>
+      </w:r>
+    </w:p>
+    <w:p>
+      <w:pPr>
+        <w:spacing w:after="60"/>
+        <w:ind w:left="360"/>
+      </w:pPr>
+      <w:r>
+        <w:rPr>
+          <w:sz w:val="22"/>
+          <w:szCs w:val="22"/>
+        </w:rPr>
+        <w:t xml:space="preserve">• Soft-reject keeps row (rejected_at); same email can re-request after reject.</w:t>
       </w:r>
     </w:p>
     <w:p>
@@ -531,124 +544,59 @@
           <w:sz w:val="26"/>
           <w:szCs w:val="26"/>
         </w:rPr>
-        <w:t xml:space="preserve">3. School / campus change (new)</w:t>
-      </w:r>
-    </w:p>
-    <w:p>
-      <w:pPr>
-        <w:spacing w:after="60"/>
-        <w:ind w:left="360"/>
-      </w:pPr>
-      <w:r>
-        <w:rPr>
-          <w:sz w:val="22"/>
-          <w:szCs w:val="22"/>
-        </w:rPr>
-        <w:t xml:space="preserve">• Who can request: Teacher, Student, CampusAdmin (campus only for CampusAdmin). Parent cannot request.</w:t>
-      </w:r>
-    </w:p>
-    <w:p>
-      <w:pPr>
-        <w:spacing w:after="60"/>
-        <w:ind w:left="360"/>
-      </w:pPr>
-      <w:r>
-        <w:rPr>
-          <w:sz w:val="22"/>
-          <w:szCs w:val="22"/>
-        </w:rPr>
-        <w:t xml:space="preserve">• PortalAdmin / SchoolAdmin cannot request via profile.</w:t>
-      </w:r>
-    </w:p>
-    <w:p>
-      <w:pPr>
-        <w:spacing w:after="60"/>
-        <w:ind w:left="360"/>
-      </w:pPr>
-      <w:r>
-        <w:rPr>
-          <w:sz w:val="22"/>
-          <w:szCs w:val="22"/>
-        </w:rPr>
-        <w:t xml:space="preserve">• Web Profile + Mobile Profile: separate School/campus section + Request button (not Save profile).</w:t>
-      </w:r>
-    </w:p>
-    <w:p>
-      <w:pPr>
-        <w:spacing w:after="60"/>
-        <w:ind w:left="360"/>
-      </w:pPr>
-      <w:r>
-        <w:rPr>
-          <w:sz w:val="22"/>
-          <w:szCs w:val="22"/>
-        </w:rPr>
-        <w:t xml:space="preserve">• Confirmation popup required before submit.</w:t>
-      </w:r>
-    </w:p>
-    <w:p>
-      <w:pPr>
-        <w:spacing w:after="60"/>
-        <w:ind w:left="360"/>
-      </w:pPr>
-      <w:r>
-        <w:rPr>
-          <w:sz w:val="22"/>
-          <w:szCs w:val="22"/>
-        </w:rPr>
-        <w:t xml:space="preserve">• On confirm: create pending request, set is_active=false, revoke sessions, logout → locked messaging.</w:t>
-      </w:r>
-    </w:p>
-    <w:p>
-      <w:pPr>
-        <w:spacing w:after="60"/>
-        <w:ind w:left="360"/>
-      </w:pPr>
-      <w:r>
-        <w:rPr>
-          <w:sz w:val="22"/>
-          <w:szCs w:val="22"/>
-        </w:rPr>
-        <w:t xml:space="preserve">• Apply (unlock + move): PortalAdmin any; SchoolAdmin into own school; CampusAdmin Teacher/Student into own campus.</w:t>
-      </w:r>
-    </w:p>
-    <w:p>
-      <w:pPr>
-        <w:spacing w:after="60"/>
-        <w:ind w:left="360"/>
-      </w:pPr>
-      <w:r>
-        <w:rPr>
-          <w:sz w:val="22"/>
-          <w:szCs w:val="22"/>
-        </w:rPr>
-        <w:t xml:space="preserve">• List filters match apply matrix — Approve &amp; apply (no separate record-approval-only action).</w:t>
-      </w:r>
-    </w:p>
-    <w:p>
-      <w:pPr>
-        <w:spacing w:after="60"/>
-        <w:ind w:left="360"/>
-      </w:pPr>
-      <w:r>
-        <w:rPr>
-          <w:sz w:val="22"/>
-          <w:szCs w:val="22"/>
-        </w:rPr>
-        <w:t xml:space="preserve">• Reject: unlock without applying change.</w:t>
-      </w:r>
-    </w:p>
-    <w:p>
-      <w:pPr>
-        <w:spacing w:after="60"/>
-        <w:ind w:left="360"/>
-      </w:pPr>
-      <w:r>
-        <w:rPr>
-          <w:sz w:val="22"/>
-          <w:szCs w:val="22"/>
-        </w:rPr>
-        <w:t xml:space="preserve">• PortalAdmin UI shows schoolAdminHasApproved yes/no.</w:t>
+        <w:t xml:space="preserve">3. School / campus change</w:t>
+      </w:r>
+    </w:p>
+    <w:p>
+      <w:pPr>
+        <w:spacing w:after="60"/>
+        <w:ind w:left="360"/>
+      </w:pPr>
+      <w:r>
+        <w:rPr>
+          <w:sz w:val="22"/>
+          <w:szCs w:val="22"/>
+        </w:rPr>
+        <w:t xml:space="preserve">• Who can request: Teacher, Student, CampusAdmin (campus only). Parent cannot request.</w:t>
+      </w:r>
+    </w:p>
+    <w:p>
+      <w:pPr>
+        <w:spacing w:after="60"/>
+        <w:ind w:left="360"/>
+      </w:pPr>
+      <w:r>
+        <w:rPr>
+          <w:sz w:val="22"/>
+          <w:szCs w:val="22"/>
+        </w:rPr>
+        <w:t xml:space="preserve">• On confirm: pending request, is_active=false, revoke sessions, logout → locked messaging.</w:t>
+      </w:r>
+    </w:p>
+    <w:p>
+      <w:pPr>
+        <w:spacing w:after="60"/>
+        <w:ind w:left="360"/>
+      </w:pPr>
+      <w:r>
+        <w:rPr>
+          <w:sz w:val="22"/>
+          <w:szCs w:val="22"/>
+        </w:rPr>
+        <w:t xml:space="preserve">• Apply: PortalAdmin any; SchoolAdmin into own school; CampusAdmin Teacher/Student into own campus.</w:t>
+      </w:r>
+    </w:p>
+    <w:p>
+      <w:pPr>
+        <w:spacing w:after="60"/>
+        <w:ind w:left="360"/>
+      </w:pPr>
+      <w:r>
+        <w:rPr>
+          <w:sz w:val="22"/>
+          <w:szCs w:val="22"/>
+        </w:rPr>
+        <w:t xml:space="preserve">• Reject unlocks without applying; optional leaveWithoutSchool for Student.</w:t>
       </w:r>
     </w:p>
     <w:p>
@@ -690,33 +638,20 @@
           <w:sz w:val="22"/>
           <w:szCs w:val="22"/>
         </w:rPr>
-        <w:t xml:space="preserve">• PortalAdmin creates SchoolAdmin and CampusAdmin.</w:t>
-      </w:r>
-    </w:p>
-    <w:p>
-      <w:pPr>
-        <w:spacing w:after="60"/>
-        <w:ind w:left="360"/>
-      </w:pPr>
-      <w:r>
-        <w:rPr>
-          <w:sz w:val="22"/>
-          <w:szCs w:val="22"/>
-        </w:rPr>
-        <w:t xml:space="preserve">• SchoolAdmin creates CampusAdmin (own school only).</w:t>
-      </w:r>
-    </w:p>
-    <w:p>
-      <w:pPr>
-        <w:spacing w:after="60"/>
-        <w:ind w:left="360"/>
-      </w:pPr>
-      <w:r>
-        <w:rPr>
-          <w:sz w:val="22"/>
-          <w:szCs w:val="22"/>
-        </w:rPr>
-        <w:t xml:space="preserve">• Directory users: auto-approved, NeedsPasswordSetup on first login.</w:t>
+        <w:t xml:space="preserve">• Email (username) required; no password on create → NeedsPasswordSetup.</w:t>
+      </w:r>
+    </w:p>
+    <w:p>
+      <w:pPr>
+        <w:spacing w:after="60"/>
+        <w:ind w:left="360"/>
+      </w:pPr>
+      <w:r>
+        <w:rPr>
+          <w:sz w:val="22"/>
+          <w:szCs w:val="22"/>
+        </w:rPr>
+        <w:t xml:space="preserve">• PortalAdmin creates SchoolAdmin and CampusAdmin; SchoolAdmin creates CampusAdmin (own school).</w:t>
       </w:r>
     </w:p>
     <w:p>
@@ -732,98 +667,72 @@
           <w:sz w:val="26"/>
           <w:szCs w:val="26"/>
         </w:rPr>
-        <w:t xml:space="preserve">5. Key Web routes</w:t>
-      </w:r>
-    </w:p>
-    <w:p>
-      <w:pPr>
-        <w:spacing w:after="60"/>
-        <w:ind w:left="360"/>
-      </w:pPr>
-      <w:r>
-        <w:rPr>
-          <w:sz w:val="22"/>
-          <w:szCs w:val="22"/>
-        </w:rPr>
-        <w:t xml:space="preserve">• /login — login-status branching</w:t>
-      </w:r>
-    </w:p>
-    <w:p>
-      <w:pPr>
-        <w:spacing w:after="60"/>
-        <w:ind w:left="360"/>
-      </w:pPr>
-      <w:r>
-        <w:rPr>
-          <w:sz w:val="22"/>
-          <w:szCs w:val="22"/>
-        </w:rPr>
-        <w:t xml:space="preserve">• /account-locked — why locked (school/campus change)</w:t>
-      </w:r>
-    </w:p>
-    <w:p>
-      <w:pPr>
-        <w:spacing w:after="60"/>
-        <w:ind w:left="360"/>
-      </w:pPr>
-      <w:r>
-        <w:rPr>
-          <w:sz w:val="22"/>
-          <w:szCs w:val="22"/>
-        </w:rPr>
-        <w:t xml:space="preserve">• /account — profile + separate school/campus change</w:t>
-      </w:r>
-    </w:p>
-    <w:p>
-      <w:pPr>
-        <w:spacing w:after="60"/>
-        <w:ind w:left="360"/>
-      </w:pPr>
-      <w:r>
-        <w:rPr>
-          <w:sz w:val="22"/>
-          <w:szCs w:val="22"/>
-        </w:rPr>
-        <w:t xml:space="preserve">• /admin/registrations — registration approvals</w:t>
-      </w:r>
-    </w:p>
-    <w:p>
-      <w:pPr>
-        <w:spacing w:after="60"/>
-        <w:ind w:left="360"/>
-      </w:pPr>
-      <w:r>
-        <w:rPr>
-          <w:sz w:val="22"/>
-          <w:szCs w:val="22"/>
-        </w:rPr>
-        <w:t xml:space="preserve">• /admin/school-changes — school/campus change approvals</w:t>
-      </w:r>
-    </w:p>
-    <w:p>
-      <w:pPr>
-        <w:spacing w:after="60"/>
-        <w:ind w:left="360"/>
-      </w:pPr>
-      <w:r>
-        <w:rPr>
-          <w:sz w:val="22"/>
-          <w:szCs w:val="22"/>
-        </w:rPr>
-        <w:t xml:space="preserve">• /admin/directory/school-admins — PortalAdmin only</w:t>
-      </w:r>
-    </w:p>
-    <w:p>
-      <w:pPr>
-        <w:spacing w:after="60"/>
-        <w:ind w:left="360"/>
-      </w:pPr>
-      <w:r>
-        <w:rPr>
-          <w:sz w:val="22"/>
-          <w:szCs w:val="22"/>
-        </w:rPr>
-        <w:t xml:space="preserve">• /admin/directory/campus-admins — PortalAdmin or SchoolAdmin</w:t>
+        <w:t xml:space="preserve">5. Forgot password (first completion wins)</w:t>
+      </w:r>
+    </w:p>
+    <w:p>
+      <w:pPr>
+        <w:spacing w:after="60"/>
+        <w:ind w:left="360"/>
+      </w:pPr>
+      <w:r>
+        <w:rPr>
+          <w:sz w:val="22"/>
+          <w:szCs w:val="22"/>
+        </w:rPr>
+        <w:t xml:space="preserve">• POST /password-reset/request { username } — email link + pending app_user_password_reset_request + notify helpers (no existence leak).</w:t>
+      </w:r>
+    </w:p>
+    <w:p>
+      <w:pPr>
+        <w:spacing w:after="60"/>
+        <w:ind w:left="360"/>
+      </w:pPr>
+      <w:r>
+        <w:rPr>
+          <w:sz w:val="22"/>
+          <w:szCs w:val="22"/>
+        </w:rPr>
+        <w:t xml:space="preserve">• POST /password-reset/complete { token, newPassword } — email self-reset.</w:t>
+      </w:r>
+    </w:p>
+    <w:p>
+      <w:pPr>
+        <w:spacing w:after="60"/>
+        <w:ind w:left="360"/>
+      </w:pPr>
+      <w:r>
+        <w:rPr>
+          <w:sz w:val="22"/>
+          <w:szCs w:val="22"/>
+        </w:rPr>
+        <w:t xml:space="preserve">• POST /password-reset/clear { username } — PortalAdmin / SchoolAdmin / CampusAdmin / linked Parent (Web bell).</w:t>
+      </w:r>
+    </w:p>
+    <w:p>
+      <w:pPr>
+        <w:spacing w:after="60"/>
+        <w:ind w:left="360"/>
+      </w:pPr>
+      <w:r>
+        <w:rPr>
+          <w:sz w:val="22"/>
+          <w:szCs w:val="22"/>
+        </w:rPr>
+        <w:t xml:space="preserve">• Notify: Student → School+Campus+Parent+Portal; Teacher → School+Campus+Portal; CampusAdmin → School+Portal; SchoolAdmin → Portal.</w:t>
+      </w:r>
+    </w:p>
+    <w:p>
+      <w:pPr>
+        <w:spacing w:after="60"/>
+        <w:ind w:left="360"/>
+      </w:pPr>
+      <w:r>
+        <w:rPr>
+          <w:sz w:val="22"/>
+          <w:szCs w:val="22"/>
+        </w:rPr>
+        <w:t xml:space="preserve">• Web: /forgot-password + /reset-password?token=. Mobile: request only.</w:t>
       </w:r>
     </w:p>
     <w:p>
@@ -839,59 +748,85 @@
           <w:sz w:val="26"/>
           <w:szCs w:val="26"/>
         </w:rPr>
-        <w:t xml:space="preserve">6. Key APIs</w:t>
-      </w:r>
-    </w:p>
-    <w:p>
-      <w:pPr>
-        <w:spacing w:after="60"/>
-        <w:ind w:left="360"/>
-      </w:pPr>
-      <w:r>
-        <w:rPr>
-          <w:sz w:val="22"/>
-          <w:szCs w:val="22"/>
-        </w:rPr>
-        <w:t xml:space="preserve">• POST /api/auth/login-status — includes LockedPendingSchoolChange</w:t>
-      </w:r>
-    </w:p>
-    <w:p>
-      <w:pPr>
-        <w:spacing w:after="60"/>
-        <w:ind w:left="360"/>
-      </w:pPr>
-      <w:r>
-        <w:rPr>
-          <w:sz w:val="22"/>
-          <w:szCs w:val="22"/>
-        </w:rPr>
-        <w:t xml:space="preserve">• POST /api/auth/me/school-change — request + lock</w:t>
-      </w:r>
-    </w:p>
-    <w:p>
-      <w:pPr>
-        <w:spacing w:after="60"/>
-        <w:ind w:left="360"/>
-      </w:pPr>
-      <w:r>
-        <w:rPr>
-          <w:sz w:val="22"/>
-          <w:szCs w:val="22"/>
-        </w:rPr>
-        <w:t xml:space="preserve">• GET /api/auth/school-changes/pending — includes schoolAdminHasApproved</w:t>
-      </w:r>
-    </w:p>
-    <w:p>
-      <w:pPr>
-        <w:spacing w:after="60"/>
-        <w:ind w:left="360"/>
-      </w:pPr>
-      <w:r>
-        <w:rPr>
-          <w:sz w:val="22"/>
-          <w:szCs w:val="22"/>
-        </w:rPr>
-        <w:t xml:space="preserve">• POST /api/auth/school-changes/{id}/approve|reject</w:t>
+        <w:t xml:space="preserve">6. Key Web routes</w:t>
+      </w:r>
+    </w:p>
+    <w:p>
+      <w:pPr>
+        <w:spacing w:after="60"/>
+        <w:ind w:left="360"/>
+      </w:pPr>
+      <w:r>
+        <w:rPr>
+          <w:sz w:val="22"/>
+          <w:szCs w:val="22"/>
+        </w:rPr>
+        <w:t xml:space="preserve">• /login — login-status branching</w:t>
+      </w:r>
+    </w:p>
+    <w:p>
+      <w:pPr>
+        <w:spacing w:after="60"/>
+        <w:ind w:left="360"/>
+      </w:pPr>
+      <w:r>
+        <w:rPr>
+          <w:sz w:val="22"/>
+          <w:szCs w:val="22"/>
+        </w:rPr>
+        <w:t xml:space="preserve">• /forgot-password, /reset-password — password reset</w:t>
+      </w:r>
+    </w:p>
+    <w:p>
+      <w:pPr>
+        <w:spacing w:after="60"/>
+        <w:ind w:left="360"/>
+      </w:pPr>
+      <w:r>
+        <w:rPr>
+          <w:sz w:val="22"/>
+          <w:szCs w:val="22"/>
+        </w:rPr>
+        <w:t xml:space="preserve">• /account-locked — school/campus change lock</w:t>
+      </w:r>
+    </w:p>
+    <w:p>
+      <w:pPr>
+        <w:spacing w:after="60"/>
+        <w:ind w:left="360"/>
+      </w:pPr>
+      <w:r>
+        <w:rPr>
+          <w:sz w:val="22"/>
+          <w:szCs w:val="22"/>
+        </w:rPr>
+        <w:t xml:space="preserve">• /account — profile + school/campus change request</w:t>
+      </w:r>
+    </w:p>
+    <w:p>
+      <w:pPr>
+        <w:spacing w:after="60"/>
+        <w:ind w:left="360"/>
+      </w:pPr>
+      <w:r>
+        <w:rPr>
+          <w:sz w:val="22"/>
+          <w:szCs w:val="22"/>
+        </w:rPr>
+        <w:t xml:space="preserve">• /admin/registrations — registration approvals</w:t>
+      </w:r>
+    </w:p>
+    <w:p>
+      <w:pPr>
+        <w:spacing w:after="60"/>
+        <w:ind w:left="360"/>
+      </w:pPr>
+      <w:r>
+        <w:rPr>
+          <w:sz w:val="22"/>
+          <w:szCs w:val="22"/>
+        </w:rPr>
+        <w:t xml:space="preserve">• /admin/directory/school-changes — school/campus change queue</w:t>
       </w:r>
     </w:p>
     <w:p>
@@ -907,85 +842,140 @@
           <w:sz w:val="26"/>
           <w:szCs w:val="26"/>
         </w:rPr>
-        <w:t xml:space="preserve">7. QA focus scenarios</w:t>
-      </w:r>
-    </w:p>
-    <w:p>
-      <w:pPr>
-        <w:spacing w:after="60"/>
-        <w:ind w:left="360"/>
-      </w:pPr>
-      <w:r>
-        <w:rPr>
-          <w:sz w:val="22"/>
-          <w:szCs w:val="22"/>
-        </w:rPr>
-        <w:t xml:space="preserve">• QA-31: Teacher change → confirm → lock → SchoolAdmin apply → unlock</w:t>
-      </w:r>
-    </w:p>
-    <w:p>
-      <w:pPr>
-        <w:spacing w:after="60"/>
-        <w:ind w:left="360"/>
-      </w:pPr>
-      <w:r>
-        <w:rPr>
-          <w:sz w:val="22"/>
-          <w:szCs w:val="22"/>
-        </w:rPr>
-        <w:t xml:space="preserve">• QA-32: PortalAdmin apply; see School Admin approved / not yet</w:t>
-      </w:r>
-    </w:p>
-    <w:p>
-      <w:pPr>
-        <w:spacing w:after="60"/>
-        <w:ind w:left="360"/>
-      </w:pPr>
-      <w:r>
-        <w:rPr>
-          <w:sz w:val="22"/>
-          <w:szCs w:val="22"/>
-        </w:rPr>
-        <w:t xml:space="preserve">• QA-33: Reject unlocks without applying</w:t>
-      </w:r>
-    </w:p>
-    <w:p>
-      <w:pPr>
-        <w:spacing w:after="60"/>
-        <w:ind w:left="360"/>
-      </w:pPr>
-      <w:r>
-        <w:rPr>
-          <w:sz w:val="22"/>
-          <w:szCs w:val="22"/>
-        </w:rPr>
-        <w:t xml:space="preserve">• QA-34: CampusAdmin applies Teacher/Student inbound campus change</w:t>
-      </w:r>
-    </w:p>
-    <w:p>
-      <w:pPr>
-        <w:spacing w:after="60"/>
-        <w:ind w:left="360"/>
-      </w:pPr>
-      <w:r>
-        <w:rPr>
-          <w:sz w:val="22"/>
-          <w:szCs w:val="22"/>
-        </w:rPr>
-        <w:t xml:space="preserve">• QA-35: CampusAdmin campus-only request</w:t>
-      </w:r>
-    </w:p>
-    <w:p>
-      <w:pPr>
-        <w:spacing w:after="60"/>
-        <w:ind w:left="360"/>
-      </w:pPr>
-      <w:r>
-        <w:rPr>
-          <w:sz w:val="22"/>
-          <w:szCs w:val="22"/>
-        </w:rPr>
-        <w:t xml:space="preserve">• QA-36: Cancel confirm → no lock</w:t>
+        <w:t xml:space="preserve">7. Key APIs</w:t>
+      </w:r>
+    </w:p>
+    <w:p>
+      <w:pPr>
+        <w:spacing w:after="60"/>
+        <w:ind w:left="360"/>
+      </w:pPr>
+      <w:r>
+        <w:rPr>
+          <w:sz w:val="22"/>
+          <w:szCs w:val="22"/>
+        </w:rPr>
+        <w:t xml:space="preserve">• POST /api/auth/login-status — includes LockedPendingSchoolChange</w:t>
+      </w:r>
+    </w:p>
+    <w:p>
+      <w:pPr>
+        <w:spacing w:after="60"/>
+        <w:ind w:left="360"/>
+      </w:pPr>
+      <w:r>
+        <w:rPr>
+          <w:sz w:val="22"/>
+          <w:szCs w:val="22"/>
+        </w:rPr>
+        <w:t xml:space="preserve">• POST /api/auth/register — email username</w:t>
+      </w:r>
+    </w:p>
+    <w:p>
+      <w:pPr>
+        <w:spacing w:after="60"/>
+        <w:ind w:left="360"/>
+      </w:pPr>
+      <w:r>
+        <w:rPr>
+          <w:sz w:val="22"/>
+          <w:szCs w:val="22"/>
+        </w:rPr>
+        <w:t xml:space="preserve">• POST /api/auth/registrations/{id}/approve — activate when authorized</w:t>
+      </w:r>
+    </w:p>
+    <w:p>
+      <w:pPr>
+        <w:spacing w:after="60"/>
+        <w:ind w:left="360"/>
+      </w:pPr>
+      <w:r>
+        <w:rPr>
+          <w:sz w:val="22"/>
+          <w:szCs w:val="22"/>
+        </w:rPr>
+        <w:t xml:space="preserve">• POST /api/auth/password-reset/request|complete|clear</w:t>
+      </w:r>
+    </w:p>
+    <w:p>
+      <w:pPr>
+        <w:spacing w:after="60"/>
+        <w:ind w:left="360"/>
+      </w:pPr>
+      <w:r>
+        <w:rPr>
+          <w:sz w:val="22"/>
+          <w:szCs w:val="22"/>
+        </w:rPr>
+        <w:t xml:space="preserve">• POST /api/auth/me/school-change — request + lock</w:t>
+      </w:r>
+    </w:p>
+    <w:p>
+      <w:pPr>
+        <w:spacing w:after="60"/>
+        <w:ind w:left="360"/>
+      </w:pPr>
+      <w:r>
+        <w:rPr>
+          <w:sz w:val="22"/>
+          <w:szCs w:val="22"/>
+        </w:rPr>
+        <w:t xml:space="preserve">• POST /api/auth/school-changes/{id}/approve|reject</w:t>
+      </w:r>
+    </w:p>
+    <w:p>
+      <w:pPr>
+        <w:pStyle w:val="Heading2"/>
+        <w:spacing w:after="100" w:before="200"/>
+      </w:pPr>
+      <w:r>
+        <w:rPr>
+          <w:b/>
+          <w:bCs/>
+          <w:color w:val="2E74B5"/>
+          <w:sz w:val="26"/>
+          <w:szCs w:val="26"/>
+        </w:rPr>
+        <w:t xml:space="preserve">8. QA focus scenarios (see HTML for full steps)</w:t>
+      </w:r>
+    </w:p>
+    <w:p>
+      <w:pPr>
+        <w:spacing w:after="60"/>
+        <w:ind w:left="360"/>
+      </w:pPr>
+      <w:r>
+        <w:rPr>
+          <w:sz w:val="22"/>
+          <w:szCs w:val="22"/>
+        </w:rPr>
+        <w:t xml:space="preserve">• QA-01..05: scoped activation (School/Campus/Portal)</w:t>
+      </w:r>
+    </w:p>
+    <w:p>
+      <w:pPr>
+        <w:spacing w:after="60"/>
+        <w:ind w:left="360"/>
+      </w:pPr>
+      <w:r>
+        <w:rPr>
+          <w:sz w:val="22"/>
+          <w:szCs w:val="22"/>
+        </w:rPr>
+        <w:t xml:space="preserve">• QA-31..36: school-change lock / apply / reject / leaveWithoutSchool</w:t>
+      </w:r>
+    </w:p>
+    <w:p>
+      <w:pPr>
+        <w:spacing w:after="60"/>
+        <w:ind w:left="360"/>
+      </w:pPr>
+      <w:r>
+        <w:rPr>
+          <w:sz w:val="22"/>
+          <w:szCs w:val="22"/>
+        </w:rPr>
+        <w:t xml:space="preserve">• QA-37..38: forgot-password email + clear; first wins; locked does not notify</w:t>
       </w:r>
     </w:p>
     <w:p>
@@ -997,7 +987,7 @@
           <w:sz w:val="22"/>
           <w:szCs w:val="22"/>
         </w:rPr>
-        <w:t xml:space="preserve">Full step-by-step scenarios and checklist: see docs/02_RankUp_User_Creation_Approval_QA.html</w:t>
+        <w:t xml:space="preserve">Full step-by-step scenarios and checklist: docs/03_RankUp_User_Creation_Approval_QA.html</w:t>
       </w:r>
     </w:p>
     <w:sectPr>

--- a/docs/03_RankUp_User_Creation_Approval_QA.docx
+++ b/docs/03_RankUp_User_Creation_Approval_QA.docx
@@ -38,7 +38,7 @@
           <w:sz w:val="22"/>
           <w:szCs w:val="22"/>
         </w:rPr>
-        <w:t xml:space="preserve">Version: current codebase · Date: 2 Aug 2026</w:t>
+        <w:t xml:space="preserve">Version: current codebase · Date: 11 Aug 2026</w:t>
       </w:r>
     </w:p>
     <w:p>
@@ -50,7 +50,7 @@
           <w:sz w:val="22"/>
           <w:szCs w:val="22"/>
         </w:rPr>
-        <w:t xml:space="preserve">Aligned with email-username, scoped registration activation, and forgot-password first-wins. Full scenarios: docs/03_RankUp_User_Creation_Approval_QA.html</w:t>
+        <w:t xml:space="preserve">Aligned with UserRoleRules (Teacher+Parent+Coordinator combinable; SchoolAdmin/CampusAdmin exclusive), directory companion grant/remove, email-username, scoped activation, forgot-password first-wins. Full scenarios: docs/03_RankUp_User_Creation_Approval_QA.html</w:t>
       </w:r>
     </w:p>
     <w:p>
@@ -544,72 +544,59 @@
           <w:sz w:val="26"/>
           <w:szCs w:val="26"/>
         </w:rPr>
-        <w:t xml:space="preserve">3. School / campus change</w:t>
-      </w:r>
-    </w:p>
-    <w:p>
-      <w:pPr>
-        <w:spacing w:after="60"/>
-        <w:ind w:left="360"/>
-      </w:pPr>
-      <w:r>
-        <w:rPr>
-          <w:sz w:val="22"/>
-          <w:szCs w:val="22"/>
-        </w:rPr>
-        <w:t xml:space="preserve">• Who can request: Teacher, Student, CampusAdmin (campus only). Parent cannot request.</w:t>
-      </w:r>
-    </w:p>
-    <w:p>
-      <w:pPr>
-        <w:spacing w:after="60"/>
-        <w:ind w:left="360"/>
-      </w:pPr>
-      <w:r>
-        <w:rPr>
-          <w:sz w:val="22"/>
-          <w:szCs w:val="22"/>
-        </w:rPr>
-        <w:t xml:space="preserve">• On confirm: pending request, is_active=false, revoke sessions, logout → locked messaging.</w:t>
-      </w:r>
-    </w:p>
-    <w:p>
-      <w:pPr>
-        <w:spacing w:after="60"/>
-        <w:ind w:left="360"/>
-      </w:pPr>
-      <w:r>
-        <w:rPr>
-          <w:sz w:val="22"/>
-          <w:szCs w:val="22"/>
-        </w:rPr>
-        <w:t xml:space="preserve">• Apply: PortalAdmin any; SchoolAdmin into own school; CampusAdmin Teacher/Student into own campus.</w:t>
-      </w:r>
-    </w:p>
-    <w:p>
-      <w:pPr>
-        <w:spacing w:after="60"/>
-        <w:ind w:left="360"/>
-      </w:pPr>
-      <w:r>
-        <w:rPr>
-          <w:sz w:val="22"/>
-          <w:szCs w:val="22"/>
-        </w:rPr>
-        <w:t xml:space="preserve">• Reject unlocks without applying; optional leaveWithoutSchool for Student.</w:t>
-      </w:r>
-    </w:p>
-    <w:p>
-      <w:pPr>
-        <w:spacing w:after="60"/>
-        <w:ind w:left="360"/>
-      </w:pPr>
-      <w:r>
-        <w:rPr>
-          <w:sz w:val="22"/>
-          <w:szCs w:val="22"/>
-        </w:rPr>
-        <w:t xml:space="preserve">• login-status while locked: LockedPendingSchoolChange.</w:t>
+        <w:t xml:space="preserve">3. Multi-role &amp; directory companions</w:t>
+      </w:r>
+    </w:p>
+    <w:p>
+      <w:pPr>
+        <w:spacing w:after="60"/>
+        <w:ind w:left="360"/>
+      </w:pPr>
+      <w:r>
+        <w:rPr>
+          <w:sz w:val="22"/>
+          <w:szCs w:val="22"/>
+        </w:rPr>
+        <w:t xml:space="preserve">• Combinable: Teacher + Parent + Coordinator. Exclusive: Student, PortalAdmin, SchoolAdmin, CampusAdmin.</w:t>
+      </w:r>
+    </w:p>
+    <w:p>
+      <w:pPr>
+        <w:spacing w:after="60"/>
+        <w:ind w:left="360"/>
+      </w:pPr>
+      <w:r>
+        <w:rPr>
+          <w:sz w:val="22"/>
+          <w:szCs w:val="22"/>
+        </w:rPr>
+        <w:t xml:space="preserve">• List ⋯ Add role (no companion checkboxes on Create/Edit). Teacher→Coordinator: code only; school/campus read-only.</w:t>
+      </w:r>
+    </w:p>
+    <w:p>
+      <w:pPr>
+        <w:spacing w:after="60"/>
+        <w:ind w:left="360"/>
+      </w:pPr>
+      <w:r>
+        <w:rPr>
+          <w:sz w:val="22"/>
+          <w:szCs w:val="22"/>
+        </w:rPr>
+        <w:t xml:space="preserve">• Remove companion only: Teachers remove Parent/Coordinator; Parents remove Teacher/Coordinator; Coordinators remove Teacher/Parent.</w:t>
+      </w:r>
+    </w:p>
+    <w:p>
+      <w:pPr>
+        <w:spacing w:after="60"/>
+        <w:ind w:left="360"/>
+      </w:pPr>
+      <w:r>
+        <w:rPr>
+          <w:sz w:val="22"/>
+          <w:szCs w:val="22"/>
+        </w:rPr>
+        <w:t xml:space="preserve">• Coordinators directory at /admin/directory/coordinators (filters, grant, deactivate confirm).</w:t>
       </w:r>
     </w:p>
     <w:p>
@@ -625,33 +612,85 @@
           <w:sz w:val="26"/>
           <w:szCs w:val="26"/>
         </w:rPr>
-        <w:t xml:space="preserve">4. Directory create</w:t>
-      </w:r>
-    </w:p>
-    <w:p>
-      <w:pPr>
-        <w:spacing w:after="60"/>
-        <w:ind w:left="360"/>
-      </w:pPr>
-      <w:r>
-        <w:rPr>
-          <w:sz w:val="22"/>
-          <w:szCs w:val="22"/>
-        </w:rPr>
-        <w:t xml:space="preserve">• Email (username) required; no password on create → NeedsPasswordSetup.</w:t>
-      </w:r>
-    </w:p>
-    <w:p>
-      <w:pPr>
-        <w:spacing w:after="60"/>
-        <w:ind w:left="360"/>
-      </w:pPr>
-      <w:r>
-        <w:rPr>
-          <w:sz w:val="22"/>
-          <w:szCs w:val="22"/>
-        </w:rPr>
-        <w:t xml:space="preserve">• PortalAdmin creates SchoolAdmin and CampusAdmin; SchoolAdmin creates CampusAdmin (own school).</w:t>
+        <w:t xml:space="preserve">4. School / campus change</w:t>
+      </w:r>
+    </w:p>
+    <w:p>
+      <w:pPr>
+        <w:spacing w:after="60"/>
+        <w:ind w:left="360"/>
+      </w:pPr>
+      <w:r>
+        <w:rPr>
+          <w:sz w:val="22"/>
+          <w:szCs w:val="22"/>
+        </w:rPr>
+        <w:t xml:space="preserve">• Who can request: Teacher, Student, CampusAdmin (campus only). Parent cannot request.</w:t>
+      </w:r>
+    </w:p>
+    <w:p>
+      <w:pPr>
+        <w:spacing w:after="60"/>
+        <w:ind w:left="360"/>
+      </w:pPr>
+      <w:r>
+        <w:rPr>
+          <w:sz w:val="22"/>
+          <w:szCs w:val="22"/>
+        </w:rPr>
+        <w:t xml:space="preserve">• Rules follow active role (e.g. Teacher+Parent: Teacher may request; Parent may not).</w:t>
+      </w:r>
+    </w:p>
+    <w:p>
+      <w:pPr>
+        <w:spacing w:after="60"/>
+        <w:ind w:left="360"/>
+      </w:pPr>
+      <w:r>
+        <w:rPr>
+          <w:sz w:val="22"/>
+          <w:szCs w:val="22"/>
+        </w:rPr>
+        <w:t xml:space="preserve">• On confirm: pending request; single-role locks account; multi-role locks requesting role only.</w:t>
+      </w:r>
+    </w:p>
+    <w:p>
+      <w:pPr>
+        <w:spacing w:after="60"/>
+        <w:ind w:left="360"/>
+      </w:pPr>
+      <w:r>
+        <w:rPr>
+          <w:sz w:val="22"/>
+          <w:szCs w:val="22"/>
+        </w:rPr>
+        <w:t xml:space="preserve">• Apply: PortalAdmin any; SchoolAdmin into own school; CampusAdmin Teacher/Student into own campus.</w:t>
+      </w:r>
+    </w:p>
+    <w:p>
+      <w:pPr>
+        <w:spacing w:after="60"/>
+        <w:ind w:left="360"/>
+      </w:pPr>
+      <w:r>
+        <w:rPr>
+          <w:sz w:val="22"/>
+          <w:szCs w:val="22"/>
+        </w:rPr>
+        <w:t xml:space="preserve">• Reject unlocks without applying; optional leaveWithoutSchool for Student.</w:t>
+      </w:r>
+    </w:p>
+    <w:p>
+      <w:pPr>
+        <w:spacing w:after="60"/>
+        <w:ind w:left="360"/>
+      </w:pPr>
+      <w:r>
+        <w:rPr>
+          <w:sz w:val="22"/>
+          <w:szCs w:val="22"/>
+        </w:rPr>
+        <w:t xml:space="preserve">• login-status while account locked: LockedPendingSchoolChange.</w:t>
       </w:r>
     </w:p>
     <w:p>
@@ -667,72 +706,46 @@
           <w:sz w:val="26"/>
           <w:szCs w:val="26"/>
         </w:rPr>
-        <w:t xml:space="preserve">5. Forgot password (first completion wins)</w:t>
-      </w:r>
-    </w:p>
-    <w:p>
-      <w:pPr>
-        <w:spacing w:after="60"/>
-        <w:ind w:left="360"/>
-      </w:pPr>
-      <w:r>
-        <w:rPr>
-          <w:sz w:val="22"/>
-          <w:szCs w:val="22"/>
-        </w:rPr>
-        <w:t xml:space="preserve">• POST /password-reset/request { username } — email link + pending app_user_password_reset_request + notify helpers (no existence leak).</w:t>
-      </w:r>
-    </w:p>
-    <w:p>
-      <w:pPr>
-        <w:spacing w:after="60"/>
-        <w:ind w:left="360"/>
-      </w:pPr>
-      <w:r>
-        <w:rPr>
-          <w:sz w:val="22"/>
-          <w:szCs w:val="22"/>
-        </w:rPr>
-        <w:t xml:space="preserve">• POST /password-reset/complete { token, newPassword } — email self-reset.</w:t>
-      </w:r>
-    </w:p>
-    <w:p>
-      <w:pPr>
-        <w:spacing w:after="60"/>
-        <w:ind w:left="360"/>
-      </w:pPr>
-      <w:r>
-        <w:rPr>
-          <w:sz w:val="22"/>
-          <w:szCs w:val="22"/>
-        </w:rPr>
-        <w:t xml:space="preserve">• POST /password-reset/clear { username } — PortalAdmin / SchoolAdmin / CampusAdmin / linked Parent (Web bell).</w:t>
-      </w:r>
-    </w:p>
-    <w:p>
-      <w:pPr>
-        <w:spacing w:after="60"/>
-        <w:ind w:left="360"/>
-      </w:pPr>
-      <w:r>
-        <w:rPr>
-          <w:sz w:val="22"/>
-          <w:szCs w:val="22"/>
-        </w:rPr>
-        <w:t xml:space="preserve">• Notify: Student → School+Campus+Parent+Portal; Teacher → School+Campus+Portal; CampusAdmin → School+Portal; SchoolAdmin → Portal.</w:t>
-      </w:r>
-    </w:p>
-    <w:p>
-      <w:pPr>
-        <w:spacing w:after="60"/>
-        <w:ind w:left="360"/>
-      </w:pPr>
-      <w:r>
-        <w:rPr>
-          <w:sz w:val="22"/>
-          <w:szCs w:val="22"/>
-        </w:rPr>
-        <w:t xml:space="preserve">• Web: /forgot-password + /reset-password?token=. Mobile: request only.</w:t>
+        <w:t xml:space="preserve">5. Directory create</w:t>
+      </w:r>
+    </w:p>
+    <w:p>
+      <w:pPr>
+        <w:spacing w:after="60"/>
+        <w:ind w:left="360"/>
+      </w:pPr>
+      <w:r>
+        <w:rPr>
+          <w:sz w:val="22"/>
+          <w:szCs w:val="22"/>
+        </w:rPr>
+        <w:t xml:space="preserve">• Email (username) required; no password on create → NeedsPasswordSetup.</w:t>
+      </w:r>
+    </w:p>
+    <w:p>
+      <w:pPr>
+        <w:spacing w:after="60"/>
+        <w:ind w:left="360"/>
+      </w:pPr>
+      <w:r>
+        <w:rPr>
+          <w:sz w:val="22"/>
+          <w:szCs w:val="22"/>
+        </w:rPr>
+        <w:t xml:space="preserve">• PortalAdmin creates SchoolAdmin and CampusAdmin; SchoolAdmin creates CampusAdmin (own school).</w:t>
+      </w:r>
+    </w:p>
+    <w:p>
+      <w:pPr>
+        <w:spacing w:after="60"/>
+        <w:ind w:left="360"/>
+      </w:pPr>
+      <w:r>
+        <w:rPr>
+          <w:sz w:val="22"/>
+          <w:szCs w:val="22"/>
+        </w:rPr>
+        <w:t xml:space="preserve">• Coordinators create requires coordinator code.</w:t>
       </w:r>
     </w:p>
     <w:p>
@@ -748,85 +761,72 @@
           <w:sz w:val="26"/>
           <w:szCs w:val="26"/>
         </w:rPr>
-        <w:t xml:space="preserve">6. Key Web routes</w:t>
-      </w:r>
-    </w:p>
-    <w:p>
-      <w:pPr>
-        <w:spacing w:after="60"/>
-        <w:ind w:left="360"/>
-      </w:pPr>
-      <w:r>
-        <w:rPr>
-          <w:sz w:val="22"/>
-          <w:szCs w:val="22"/>
-        </w:rPr>
-        <w:t xml:space="preserve">• /login — login-status branching</w:t>
-      </w:r>
-    </w:p>
-    <w:p>
-      <w:pPr>
-        <w:spacing w:after="60"/>
-        <w:ind w:left="360"/>
-      </w:pPr>
-      <w:r>
-        <w:rPr>
-          <w:sz w:val="22"/>
-          <w:szCs w:val="22"/>
-        </w:rPr>
-        <w:t xml:space="preserve">• /forgot-password, /reset-password — password reset</w:t>
-      </w:r>
-    </w:p>
-    <w:p>
-      <w:pPr>
-        <w:spacing w:after="60"/>
-        <w:ind w:left="360"/>
-      </w:pPr>
-      <w:r>
-        <w:rPr>
-          <w:sz w:val="22"/>
-          <w:szCs w:val="22"/>
-        </w:rPr>
-        <w:t xml:space="preserve">• /account-locked — school/campus change lock</w:t>
-      </w:r>
-    </w:p>
-    <w:p>
-      <w:pPr>
-        <w:spacing w:after="60"/>
-        <w:ind w:left="360"/>
-      </w:pPr>
-      <w:r>
-        <w:rPr>
-          <w:sz w:val="22"/>
-          <w:szCs w:val="22"/>
-        </w:rPr>
-        <w:t xml:space="preserve">• /account — profile + school/campus change request</w:t>
-      </w:r>
-    </w:p>
-    <w:p>
-      <w:pPr>
-        <w:spacing w:after="60"/>
-        <w:ind w:left="360"/>
-      </w:pPr>
-      <w:r>
-        <w:rPr>
-          <w:sz w:val="22"/>
-          <w:szCs w:val="22"/>
-        </w:rPr>
-        <w:t xml:space="preserve">• /admin/registrations — registration approvals</w:t>
-      </w:r>
-    </w:p>
-    <w:p>
-      <w:pPr>
-        <w:spacing w:after="60"/>
-        <w:ind w:left="360"/>
-      </w:pPr>
-      <w:r>
-        <w:rPr>
-          <w:sz w:val="22"/>
-          <w:szCs w:val="22"/>
-        </w:rPr>
-        <w:t xml:space="preserve">• /admin/directory/school-changes — school/campus change queue</w:t>
+        <w:t xml:space="preserve">6. Forgot password (first completion wins)</w:t>
+      </w:r>
+    </w:p>
+    <w:p>
+      <w:pPr>
+        <w:spacing w:after="60"/>
+        <w:ind w:left="360"/>
+      </w:pPr>
+      <w:r>
+        <w:rPr>
+          <w:sz w:val="22"/>
+          <w:szCs w:val="22"/>
+        </w:rPr>
+        <w:t xml:space="preserve">• POST /password-reset/request { username } — email link + pending app_user_password_reset_request + notify helpers (no existence leak).</w:t>
+      </w:r>
+    </w:p>
+    <w:p>
+      <w:pPr>
+        <w:spacing w:after="60"/>
+        <w:ind w:left="360"/>
+      </w:pPr>
+      <w:r>
+        <w:rPr>
+          <w:sz w:val="22"/>
+          <w:szCs w:val="22"/>
+        </w:rPr>
+        <w:t xml:space="preserve">• POST /password-reset/complete { token, newPassword } — email self-reset.</w:t>
+      </w:r>
+    </w:p>
+    <w:p>
+      <w:pPr>
+        <w:spacing w:after="60"/>
+        <w:ind w:left="360"/>
+      </w:pPr>
+      <w:r>
+        <w:rPr>
+          <w:sz w:val="22"/>
+          <w:szCs w:val="22"/>
+        </w:rPr>
+        <w:t xml:space="preserve">• POST /password-reset/clear { username } — PortalAdmin / SchoolAdmin / CampusAdmin / linked Parent (Web bell).</w:t>
+      </w:r>
+    </w:p>
+    <w:p>
+      <w:pPr>
+        <w:spacing w:after="60"/>
+        <w:ind w:left="360"/>
+      </w:pPr>
+      <w:r>
+        <w:rPr>
+          <w:sz w:val="22"/>
+          <w:szCs w:val="22"/>
+        </w:rPr>
+        <w:t xml:space="preserve">• Notify: Student → School+Campus+Parent+Portal; Teacher → School+Campus+Portal; CampusAdmin → School+Portal; SchoolAdmin → Portal.</w:t>
+      </w:r>
+    </w:p>
+    <w:p>
+      <w:pPr>
+        <w:spacing w:after="60"/>
+        <w:ind w:left="360"/>
+      </w:pPr>
+      <w:r>
+        <w:rPr>
+          <w:sz w:val="22"/>
+          <w:szCs w:val="22"/>
+        </w:rPr>
+        <w:t xml:space="preserve">• Web: /forgot-password + /reset-password?token=. Mobile: request only.</w:t>
       </w:r>
     </w:p>
     <w:p>
@@ -842,85 +842,98 @@
           <w:sz w:val="26"/>
           <w:szCs w:val="26"/>
         </w:rPr>
-        <w:t xml:space="preserve">7. Key APIs</w:t>
-      </w:r>
-    </w:p>
-    <w:p>
-      <w:pPr>
-        <w:spacing w:after="60"/>
-        <w:ind w:left="360"/>
-      </w:pPr>
-      <w:r>
-        <w:rPr>
-          <w:sz w:val="22"/>
-          <w:szCs w:val="22"/>
-        </w:rPr>
-        <w:t xml:space="preserve">• POST /api/auth/login-status — includes LockedPendingSchoolChange</w:t>
-      </w:r>
-    </w:p>
-    <w:p>
-      <w:pPr>
-        <w:spacing w:after="60"/>
-        <w:ind w:left="360"/>
-      </w:pPr>
-      <w:r>
-        <w:rPr>
-          <w:sz w:val="22"/>
-          <w:szCs w:val="22"/>
-        </w:rPr>
-        <w:t xml:space="preserve">• POST /api/auth/register — email username</w:t>
-      </w:r>
-    </w:p>
-    <w:p>
-      <w:pPr>
-        <w:spacing w:after="60"/>
-        <w:ind w:left="360"/>
-      </w:pPr>
-      <w:r>
-        <w:rPr>
-          <w:sz w:val="22"/>
-          <w:szCs w:val="22"/>
-        </w:rPr>
-        <w:t xml:space="preserve">• POST /api/auth/registrations/{id}/approve — activate when authorized</w:t>
-      </w:r>
-    </w:p>
-    <w:p>
-      <w:pPr>
-        <w:spacing w:after="60"/>
-        <w:ind w:left="360"/>
-      </w:pPr>
-      <w:r>
-        <w:rPr>
-          <w:sz w:val="22"/>
-          <w:szCs w:val="22"/>
-        </w:rPr>
-        <w:t xml:space="preserve">• POST /api/auth/password-reset/request|complete|clear</w:t>
-      </w:r>
-    </w:p>
-    <w:p>
-      <w:pPr>
-        <w:spacing w:after="60"/>
-        <w:ind w:left="360"/>
-      </w:pPr>
-      <w:r>
-        <w:rPr>
-          <w:sz w:val="22"/>
-          <w:szCs w:val="22"/>
-        </w:rPr>
-        <w:t xml:space="preserve">• POST /api/auth/me/school-change — request + lock</w:t>
-      </w:r>
-    </w:p>
-    <w:p>
-      <w:pPr>
-        <w:spacing w:after="60"/>
-        <w:ind w:left="360"/>
-      </w:pPr>
-      <w:r>
-        <w:rPr>
-          <w:sz w:val="22"/>
-          <w:szCs w:val="22"/>
-        </w:rPr>
-        <w:t xml:space="preserve">• POST /api/auth/school-changes/{id}/approve|reject</w:t>
+        <w:t xml:space="preserve">7. Key Web routes</w:t>
+      </w:r>
+    </w:p>
+    <w:p>
+      <w:pPr>
+        <w:spacing w:after="60"/>
+        <w:ind w:left="360"/>
+      </w:pPr>
+      <w:r>
+        <w:rPr>
+          <w:sz w:val="22"/>
+          <w:szCs w:val="22"/>
+        </w:rPr>
+        <w:t xml:space="preserve">• /login — login-status branching</w:t>
+      </w:r>
+    </w:p>
+    <w:p>
+      <w:pPr>
+        <w:spacing w:after="60"/>
+        <w:ind w:left="360"/>
+      </w:pPr>
+      <w:r>
+        <w:rPr>
+          <w:sz w:val="22"/>
+          <w:szCs w:val="22"/>
+        </w:rPr>
+        <w:t xml:space="preserve">• /forgot-password, /reset-password — password reset</w:t>
+      </w:r>
+    </w:p>
+    <w:p>
+      <w:pPr>
+        <w:spacing w:after="60"/>
+        <w:ind w:left="360"/>
+      </w:pPr>
+      <w:r>
+        <w:rPr>
+          <w:sz w:val="22"/>
+          <w:szCs w:val="22"/>
+        </w:rPr>
+        <w:t xml:space="preserve">• /account-locked — school/campus change lock</w:t>
+      </w:r>
+    </w:p>
+    <w:p>
+      <w:pPr>
+        <w:spacing w:after="60"/>
+        <w:ind w:left="360"/>
+      </w:pPr>
+      <w:r>
+        <w:rPr>
+          <w:sz w:val="22"/>
+          <w:szCs w:val="22"/>
+        </w:rPr>
+        <w:t xml:space="preserve">• /account — profile + school/campus change request</w:t>
+      </w:r>
+    </w:p>
+    <w:p>
+      <w:pPr>
+        <w:spacing w:after="60"/>
+        <w:ind w:left="360"/>
+      </w:pPr>
+      <w:r>
+        <w:rPr>
+          <w:sz w:val="22"/>
+          <w:szCs w:val="22"/>
+        </w:rPr>
+        <w:t xml:space="preserve">• /admin/registrations — registration approvals</w:t>
+      </w:r>
+    </w:p>
+    <w:p>
+      <w:pPr>
+        <w:spacing w:after="60"/>
+        <w:ind w:left="360"/>
+      </w:pPr>
+      <w:r>
+        <w:rPr>
+          <w:sz w:val="22"/>
+          <w:szCs w:val="22"/>
+        </w:rPr>
+        <w:t xml:space="preserve">• /admin/directory/teachers|parents|coordinators — companion grant/remove</w:t>
+      </w:r>
+    </w:p>
+    <w:p>
+      <w:pPr>
+        <w:spacing w:after="60"/>
+        <w:ind w:left="360"/>
+      </w:pPr>
+      <w:r>
+        <w:rPr>
+          <w:sz w:val="22"/>
+          <w:szCs w:val="22"/>
+        </w:rPr>
+        <w:t xml:space="preserve">• /admin/directory/school-changes — school/campus change queue</w:t>
       </w:r>
     </w:p>
     <w:p>
@@ -936,7 +949,114 @@
           <w:sz w:val="26"/>
           <w:szCs w:val="26"/>
         </w:rPr>
-        <w:t xml:space="preserve">8. QA focus scenarios (see HTML for full steps)</w:t>
+        <w:t xml:space="preserve">8. Key APIs</w:t>
+      </w:r>
+    </w:p>
+    <w:p>
+      <w:pPr>
+        <w:spacing w:after="60"/>
+        <w:ind w:left="360"/>
+      </w:pPr>
+      <w:r>
+        <w:rPr>
+          <w:sz w:val="22"/>
+          <w:szCs w:val="22"/>
+        </w:rPr>
+        <w:t xml:space="preserve">• POST /api/auth/login-status — includes LockedPendingSchoolChange</w:t>
+      </w:r>
+    </w:p>
+    <w:p>
+      <w:pPr>
+        <w:spacing w:after="60"/>
+        <w:ind w:left="360"/>
+      </w:pPr>
+      <w:r>
+        <w:rPr>
+          <w:sz w:val="22"/>
+          <w:szCs w:val="22"/>
+        </w:rPr>
+        <w:t xml:space="preserve">• POST /api/auth/register — email username</w:t>
+      </w:r>
+    </w:p>
+    <w:p>
+      <w:pPr>
+        <w:spacing w:after="60"/>
+        <w:ind w:left="360"/>
+      </w:pPr>
+      <w:r>
+        <w:rPr>
+          <w:sz w:val="22"/>
+          <w:szCs w:val="22"/>
+        </w:rPr>
+        <w:t xml:space="preserve">• POST /api/auth/registrations/{id}/approve — activate when authorized</w:t>
+      </w:r>
+    </w:p>
+    <w:p>
+      <w:pPr>
+        <w:spacing w:after="60"/>
+        <w:ind w:left="360"/>
+      </w:pPr>
+      <w:r>
+        <w:rPr>
+          <w:sz w:val="22"/>
+          <w:szCs w:val="22"/>
+        </w:rPr>
+        <w:t xml:space="preserve">• POST /api/directory/…/roles/… grant; DELETE /api/directory/…/roles/{role} remove companion</w:t>
+      </w:r>
+    </w:p>
+    <w:p>
+      <w:pPr>
+        <w:spacing w:after="60"/>
+        <w:ind w:left="360"/>
+      </w:pPr>
+      <w:r>
+        <w:rPr>
+          <w:sz w:val="22"/>
+          <w:szCs w:val="22"/>
+        </w:rPr>
+        <w:t xml:space="preserve">• POST /api/auth/password-reset/request|complete|clear</w:t>
+      </w:r>
+    </w:p>
+    <w:p>
+      <w:pPr>
+        <w:spacing w:after="60"/>
+        <w:ind w:left="360"/>
+      </w:pPr>
+      <w:r>
+        <w:rPr>
+          <w:sz w:val="22"/>
+          <w:szCs w:val="22"/>
+        </w:rPr>
+        <w:t xml:space="preserve">• POST /api/auth/me/school-change — request + lock</w:t>
+      </w:r>
+    </w:p>
+    <w:p>
+      <w:pPr>
+        <w:spacing w:after="60"/>
+        <w:ind w:left="360"/>
+      </w:pPr>
+      <w:r>
+        <w:rPr>
+          <w:sz w:val="22"/>
+          <w:szCs w:val="22"/>
+        </w:rPr>
+        <w:t xml:space="preserve">• POST /api/auth/school-changes/{id}/approve|reject</w:t>
+      </w:r>
+    </w:p>
+    <w:p>
+      <w:pPr>
+        <w:pStyle w:val="Heading2"/>
+        <w:spacing w:after="100" w:before="200"/>
+      </w:pPr>
+      <w:r>
+        <w:rPr>
+          <w:b/>
+          <w:bCs/>
+          <w:color w:val="2E74B5"/>
+          <w:sz w:val="26"/>
+          <w:szCs w:val="26"/>
+        </w:rPr>
+        <w:t xml:space="preserve">9. QA focus scenarios (see HTML for full steps)</w:t>
       </w:r>
     </w:p>
     <w:p>
@@ -976,6 +1096,32 @@
           <w:szCs w:val="22"/>
         </w:rPr>
         <w:t xml:space="preserve">• QA-37..38: forgot-password email + clear; first wins; locked does not notify</w:t>
+      </w:r>
+    </w:p>
+    <w:p>
+      <w:pPr>
+        <w:spacing w:after="60"/>
+        <w:ind w:left="360"/>
+      </w:pPr>
+      <w:r>
+        <w:rPr>
+          <w:sz w:val="22"/>
+          <w:szCs w:val="22"/>
+        </w:rPr>
+        <w:t xml:space="preserve">• QA-40: multi-role school change follows active role (Teacher vs Parent)</w:t>
+      </w:r>
+    </w:p>
+    <w:p>
+      <w:pPr>
+        <w:spacing w:after="60"/>
+        <w:ind w:left="360"/>
+      </w:pPr>
+      <w:r>
+        <w:rPr>
+          <w:sz w:val="22"/>
+          <w:szCs w:val="22"/>
+        </w:rPr>
+        <w:t xml:space="preserve">• QA-41..43: directory grant Coordinator; view-scoped remove; Coordinators directory parity</w:t>
       </w:r>
     </w:p>
     <w:p>

--- a/docs/03_RankUp_User_Creation_Approval_QA.docx
+++ b/docs/03_RankUp_User_Creation_Approval_QA.docx
@@ -38,7 +38,7 @@
           <w:sz w:val="22"/>
           <w:szCs w:val="22"/>
         </w:rPr>
-        <w:t xml:space="preserve">Version: current codebase · Date: 11 Aug 2026</w:t>
+        <w:t xml:space="preserve">Version: current codebase · Date: 16 Aug 2026 (Tutor role)</w:t>
       </w:r>
     </w:p>
     <w:p>
@@ -50,7 +50,7 @@
           <w:sz w:val="22"/>
           <w:szCs w:val="22"/>
         </w:rPr>
-        <w:t xml:space="preserve">Aligned with UserRoleRules (Teacher+Parent+Coordinator combinable; SchoolAdmin/CampusAdmin exclusive), directory companion grant/remove, email-username, scoped activation, forgot-password first-wins. Full scenarios: docs/03_RankUp_User_Creation_Approval_QA.html</w:t>
+        <w:t xml:space="preserve">Aligned with UserRoleRules (Teacher+Parent+Coordinator+Tutor combinable; SchoolAdmin/CampusAdmin exclusive), PortalAdmin-only Tutors directory, email-username, scoped activation, forgot-password first-wins. Full scenarios: docs/03_RankUp_User_Creation_Approval_QA.html</w:t>
       </w:r>
     </w:p>
     <w:p>
@@ -463,20 +463,20 @@
           <w:sz w:val="22"/>
           <w:szCs w:val="22"/>
         </w:rPr>
-        <w:t xml:space="preserve">• Username = email (required) for Student / Parent / Teacher self-request and directory create (incl. SchoolAdmin / CampusAdmin).</w:t>
-      </w:r>
-    </w:p>
-    <w:p>
-      <w:pPr>
-        <w:spacing w:after="60"/>
-        <w:ind w:left="360"/>
-      </w:pPr>
-      <w:r>
-        <w:rPr>
-          <w:sz w:val="22"/>
-          <w:szCs w:val="22"/>
-        </w:rPr>
-        <w:t xml:space="preserve">• Mobile optional. Student roll required only when a school is selected.</w:t>
+        <w:t xml:space="preserve">• Username = email (required) for Student / Parent / Teacher / Tutor self-request and directory create (incl. SchoolAdmin / CampusAdmin).</w:t>
+      </w:r>
+    </w:p>
+    <w:p>
+      <w:pPr>
+        <w:spacing w:after="60"/>
+        <w:ind w:left="360"/>
+      </w:pPr>
+      <w:r>
+        <w:rPr>
+          <w:sz w:val="22"/>
+          <w:szCs w:val="22"/>
+        </w:rPr>
+        <w:t xml:space="preserve">• Mobile optional. Student roll required only when a school is selected. Parent/Tutor: no school/campus/roll.</w:t>
       </w:r>
     </w:p>
     <w:p>
@@ -502,20 +502,20 @@
           <w:sz w:val="22"/>
           <w:szCs w:val="22"/>
         </w:rPr>
-        <w:t xml:space="preserve">• Queue: no school / Parent → PortalAdmin; school only → SchoolAdmin + PortalAdmin; school+campus → CampusAdmin + SchoolAdmin + PortalAdmin.</w:t>
-      </w:r>
-    </w:p>
-    <w:p>
-      <w:pPr>
-        <w:spacing w:after="60"/>
-        <w:ind w:left="360"/>
-      </w:pPr>
-      <w:r>
-        <w:rPr>
-          <w:sz w:val="22"/>
-          <w:szCs w:val="22"/>
-        </w:rPr>
-        <w:t xml:space="preserve">• Activation: PortalAdmin any; SchoolAdmin Student/Teacher in school; CampusAdmin Student/Teacher in campus; no-school/Parent → PortalAdmin only.</w:t>
+        <w:t xml:space="preserve">• Queue: no school / Parent / Tutor → PortalAdmin; school only → SchoolAdmin + PortalAdmin; school+campus → CampusAdmin + SchoolAdmin + PortalAdmin.</w:t>
+      </w:r>
+    </w:p>
+    <w:p>
+      <w:pPr>
+        <w:spacing w:after="60"/>
+        <w:ind w:left="360"/>
+      </w:pPr>
+      <w:r>
+        <w:rPr>
+          <w:sz w:val="22"/>
+          <w:szCs w:val="22"/>
+        </w:rPr>
+        <w:t xml:space="preserve">• Activation: PortalAdmin any; SchoolAdmin Student/Teacher in school; CampusAdmin Student/Teacher in campus; no-school/Parent/Tutor → PortalAdmin only.</w:t>
       </w:r>
     </w:p>
     <w:p>
@@ -557,7 +557,7 @@
           <w:sz w:val="22"/>
           <w:szCs w:val="22"/>
         </w:rPr>
-        <w:t xml:space="preserve">• Combinable: Teacher + Parent + Coordinator. Exclusive: Student, PortalAdmin, SchoolAdmin, CampusAdmin.</w:t>
+        <w:t xml:space="preserve">• Combinable: Teacher + Parent + Coordinator + Tutor. Exclusive: Student, PortalAdmin, SchoolAdmin, CampusAdmin.</w:t>
       </w:r>
     </w:p>
     <w:p>
@@ -583,20 +583,33 @@
           <w:sz w:val="22"/>
           <w:szCs w:val="22"/>
         </w:rPr>
-        <w:t xml:space="preserve">• Remove companion only: Teachers remove Parent/Coordinator; Parents remove Teacher/Coordinator; Coordinators remove Teacher/Parent.</w:t>
-      </w:r>
-    </w:p>
-    <w:p>
-      <w:pPr>
-        <w:spacing w:after="60"/>
-        <w:ind w:left="360"/>
-      </w:pPr>
-      <w:r>
-        <w:rPr>
-          <w:sz w:val="22"/>
-          <w:szCs w:val="22"/>
-        </w:rPr>
-        <w:t xml:space="preserve">• Coordinators directory at /admin/directory/coordinators (filters, grant, deactivate confirm).</w:t>
+        <w:t xml:space="preserve">• SchoolAdmin/CampusAdmin must NOT Add/Remove Parent or Tutor on Teachers or Coordinators (PortalAdmin only).</w:t>
+      </w:r>
+    </w:p>
+    <w:p>
+      <w:pPr>
+        <w:spacing w:after="60"/>
+        <w:ind w:left="360"/>
+      </w:pPr>
+      <w:r>
+        <w:rPr>
+          <w:sz w:val="22"/>
+          <w:szCs w:val="22"/>
+        </w:rPr>
+        <w:t xml:space="preserve">• Tutors directory (/admin/directory/tutors): PortalAdmin only — create, activate/deactivate, link/unlink students.</w:t>
+      </w:r>
+    </w:p>
+    <w:p>
+      <w:pPr>
+        <w:spacing w:after="60"/>
+        <w:ind w:left="360"/>
+      </w:pPr>
+      <w:r>
+        <w:rPr>
+          <w:sz w:val="22"/>
+          <w:szCs w:val="22"/>
+        </w:rPr>
+        <w:t xml:space="preserve">• Remove companion only; never remove list primary role or sole remaining role; Parent/Tutor remove blocked while linked students remain.</w:t>
       </w:r>
     </w:p>
     <w:p>
@@ -625,7 +638,7 @@
           <w:sz w:val="22"/>
           <w:szCs w:val="22"/>
         </w:rPr>
-        <w:t xml:space="preserve">• Who can request: Teacher, Student, CampusAdmin (campus only). Parent cannot request.</w:t>
+        <w:t xml:space="preserve">• Who can request: Teacher, Student, CampusAdmin (campus only), Coordinator. Parent and Tutor cannot request.</w:t>
       </w:r>
     </w:p>
     <w:p>
@@ -732,7 +745,7 @@
           <w:sz w:val="22"/>
           <w:szCs w:val="22"/>
         </w:rPr>
-        <w:t xml:space="preserve">• PortalAdmin creates SchoolAdmin and CampusAdmin; SchoolAdmin creates CampusAdmin (own school).</w:t>
+        <w:t xml:space="preserve">• PortalAdmin creates SchoolAdmin, CampusAdmin, and Tutors; SchoolAdmin creates CampusAdmin (own school).</w:t>
       </w:r>
     </w:p>
     <w:p>
@@ -746,6 +759,19 @@
           <w:szCs w:val="22"/>
         </w:rPr>
         <w:t xml:space="preserve">• Coordinators create requires coordinator code.</w:t>
+      </w:r>
+    </w:p>
+    <w:p>
+      <w:pPr>
+        <w:spacing w:after="60"/>
+        <w:ind w:left="360"/>
+      </w:pPr>
+      <w:r>
+        <w:rPr>
+          <w:sz w:val="22"/>
+          <w:szCs w:val="22"/>
+        </w:rPr>
+        <w:t xml:space="preserve">• Tutor–student links: by CNIC or username (PortalAdmin).</w:t>
       </w:r>
     </w:p>
     <w:p>
@@ -813,7 +839,7 @@
           <w:sz w:val="22"/>
           <w:szCs w:val="22"/>
         </w:rPr>
-        <w:t xml:space="preserve">• Notify: Student → School+Campus+Parent+Portal; Teacher → School+Campus+Portal; CampusAdmin → School+Portal; SchoolAdmin → Portal.</w:t>
+        <w:t xml:space="preserve">• Notify: Student → School+Campus+Parent+Portal; Teacher → School+Campus+Portal; CampusAdmin → School+Portal; SchoolAdmin/Parent/Tutor → Portal.</w:t>
       </w:r>
     </w:p>
     <w:p>
@@ -920,7 +946,7 @@
           <w:sz w:val="22"/>
           <w:szCs w:val="22"/>
         </w:rPr>
-        <w:t xml:space="preserve">• /admin/directory/teachers|parents|coordinators — companion grant/remove</w:t>
+        <w:t xml:space="preserve">• /admin/directory/teachers|parents|coordinators|tutors — companion grant/remove (Tutors PortalAdmin)</w:t>
       </w:r>
     </w:p>
     <w:p>
@@ -975,7 +1001,7 @@
           <w:sz w:val="22"/>
           <w:szCs w:val="22"/>
         </w:rPr>
-        <w:t xml:space="preserve">• POST /api/auth/register — email username</w:t>
+        <w:t xml:space="preserve">• POST /api/auth/register — email username (Student/Parent/Teacher/Tutor)</w:t>
       </w:r>
     </w:p>
     <w:p>
@@ -1002,6 +1028,19 @@
           <w:szCs w:val="22"/>
         </w:rPr>
         <w:t xml:space="preserve">• POST /api/directory/…/roles/… grant; DELETE /api/directory/…/roles/{role} remove companion</w:t>
+      </w:r>
+    </w:p>
+    <w:p>
+      <w:pPr>
+        <w:spacing w:after="60"/>
+        <w:ind w:left="360"/>
+      </w:pPr>
+      <w:r>
+        <w:rPr>
+          <w:sz w:val="22"/>
+          <w:szCs w:val="22"/>
+        </w:rPr>
+        <w:t xml:space="preserve">• POST/DELETE /api/directory/tutors/{id}/students — PortalAdmin tutor–student links</w:t>
       </w:r>
     </w:p>
     <w:p>
@@ -1069,7 +1108,7 @@
           <w:sz w:val="22"/>
           <w:szCs w:val="22"/>
         </w:rPr>
-        <w:t xml:space="preserve">• QA-01..05: scoped activation (School/Campus/Portal)</w:t>
+        <w:t xml:space="preserve">• QA-01..05: scoped activation (School/Campus/Portal); Parent/Tutor PortalAdmin-only</w:t>
       </w:r>
     </w:p>
     <w:p>
@@ -1108,20 +1147,20 @@
           <w:sz w:val="22"/>
           <w:szCs w:val="22"/>
         </w:rPr>
-        <w:t xml:space="preserve">• QA-40: multi-role school change follows active role (Teacher vs Parent)</w:t>
-      </w:r>
-    </w:p>
-    <w:p>
-      <w:pPr>
-        <w:spacing w:after="60"/>
-        <w:ind w:left="360"/>
-      </w:pPr>
-      <w:r>
-        <w:rPr>
-          <w:sz w:val="22"/>
-          <w:szCs w:val="22"/>
-        </w:rPr>
-        <w:t xml:space="preserve">• QA-41..43: directory grant Coordinator; view-scoped remove; Coordinators directory parity</w:t>
+        <w:t xml:space="preserve">• QA-40: multi-role school change follows active role (Teacher vs Parent/Tutor)</w:t>
+      </w:r>
+    </w:p>
+    <w:p>
+      <w:pPr>
+        <w:spacing w:after="60"/>
+        <w:ind w:left="360"/>
+      </w:pPr>
+      <w:r>
+        <w:rPr>
+          <w:sz w:val="22"/>
+          <w:szCs w:val="22"/>
+        </w:rPr>
+        <w:t xml:space="preserve">• Directory grant Tutor; PortalAdmin-only Parent/Tutor companions; Tutors directory parity</w:t>
       </w:r>
     </w:p>
     <w:p>

--- a/docs/03_RankUp_User_Creation_Approval_QA.docx
+++ b/docs/03_RankUp_User_Creation_Approval_QA.docx
@@ -38,7 +38,7 @@
           <w:sz w:val="22"/>
           <w:szCs w:val="22"/>
         </w:rPr>
-        <w:t xml:space="preserve">Version: current codebase · Date: 16 Aug 2026 (Tutor role)</w:t>
+        <w:t xml:space="preserve">Version: current codebase · Date: 23 Aug 2026</w:t>
       </w:r>
     </w:p>
     <w:p>
@@ -50,7 +50,7 @@
           <w:sz w:val="22"/>
           <w:szCs w:val="22"/>
         </w:rPr>
-        <w:t xml:space="preserve">Aligned with UserRoleRules (Teacher+Parent+Coordinator+Tutor combinable; SchoolAdmin/CampusAdmin exclusive), PortalAdmin-only Tutors directory, email-username, scoped activation, forgot-password first-wins. Full scenarios: docs/03_RankUp_User_Creation_Approval_QA.html</w:t>
+        <w:t xml:space="preserve">Aligned with UserRoleRules (Teacher+Parent+Coordinator combinable; SchoolAdmin/CampusAdmin exclusive), email-username, scoped activation, forgot-password first-wins. Former Tutor accounts are remapped to Parent. Full scenarios: docs/03_RankUp_User_Creation_Approval_QA.html</w:t>
       </w:r>
     </w:p>
     <w:p>
@@ -463,20 +463,20 @@
           <w:sz w:val="22"/>
           <w:szCs w:val="22"/>
         </w:rPr>
-        <w:t xml:space="preserve">• Username = email (required) for Student / Parent / Teacher / Tutor self-request and directory create (incl. SchoolAdmin / CampusAdmin).</w:t>
-      </w:r>
-    </w:p>
-    <w:p>
-      <w:pPr>
-        <w:spacing w:after="60"/>
-        <w:ind w:left="360"/>
-      </w:pPr>
-      <w:r>
-        <w:rPr>
-          <w:sz w:val="22"/>
-          <w:szCs w:val="22"/>
-        </w:rPr>
-        <w:t xml:space="preserve">• Mobile optional. Student roll required only when a school is selected. Parent/Tutor: no school/campus/roll.</w:t>
+        <w:t xml:space="preserve">• Username = email (required) for Student / Parent / Teacher self-request and directory create (incl. SchoolAdmin / CampusAdmin).</w:t>
+      </w:r>
+    </w:p>
+    <w:p>
+      <w:pPr>
+        <w:spacing w:after="60"/>
+        <w:ind w:left="360"/>
+      </w:pPr>
+      <w:r>
+        <w:rPr>
+          <w:sz w:val="22"/>
+          <w:szCs w:val="22"/>
+        </w:rPr>
+        <w:t xml:space="preserve">• Mobile optional. Student roll required only when a school is selected. Parent: no school/campus/roll.</w:t>
       </w:r>
     </w:p>
     <w:p>
@@ -502,20 +502,20 @@
           <w:sz w:val="22"/>
           <w:szCs w:val="22"/>
         </w:rPr>
-        <w:t xml:space="preserve">• Queue: no school / Parent / Tutor → PortalAdmin; school only → SchoolAdmin + PortalAdmin; school+campus → CampusAdmin + SchoolAdmin + PortalAdmin.</w:t>
-      </w:r>
-    </w:p>
-    <w:p>
-      <w:pPr>
-        <w:spacing w:after="60"/>
-        <w:ind w:left="360"/>
-      </w:pPr>
-      <w:r>
-        <w:rPr>
-          <w:sz w:val="22"/>
-          <w:szCs w:val="22"/>
-        </w:rPr>
-        <w:t xml:space="preserve">• Activation: PortalAdmin any; SchoolAdmin Student/Teacher in school; CampusAdmin Student/Teacher in campus; no-school/Parent/Tutor → PortalAdmin only.</w:t>
+        <w:t xml:space="preserve">• Queue: no school / Parent → PortalAdmin; school only → SchoolAdmin + PortalAdmin; school+campus → CampusAdmin + SchoolAdmin + PortalAdmin.</w:t>
+      </w:r>
+    </w:p>
+    <w:p>
+      <w:pPr>
+        <w:spacing w:after="60"/>
+        <w:ind w:left="360"/>
+      </w:pPr>
+      <w:r>
+        <w:rPr>
+          <w:sz w:val="22"/>
+          <w:szCs w:val="22"/>
+        </w:rPr>
+        <w:t xml:space="preserve">• Activation: PortalAdmin any; SchoolAdmin Student/Teacher in school; CampusAdmin Student/Teacher in campus; no-school/Parent → PortalAdmin only.</w:t>
       </w:r>
     </w:p>
     <w:p>
@@ -557,7 +557,7 @@
           <w:sz w:val="22"/>
           <w:szCs w:val="22"/>
         </w:rPr>
-        <w:t xml:space="preserve">• Combinable: Teacher + Parent + Coordinator + Tutor. Exclusive: Student, PortalAdmin, SchoolAdmin, CampusAdmin.</w:t>
+        <w:t xml:space="preserve">• Combinable: Teacher + Parent + Coordinator. Exclusive: Student, PortalAdmin, SchoolAdmin, CampusAdmin.</w:t>
       </w:r>
     </w:p>
     <w:p>
@@ -583,33 +583,20 @@
           <w:sz w:val="22"/>
           <w:szCs w:val="22"/>
         </w:rPr>
-        <w:t xml:space="preserve">• SchoolAdmin/CampusAdmin must NOT Add/Remove Parent or Tutor on Teachers or Coordinators (PortalAdmin only).</w:t>
-      </w:r>
-    </w:p>
-    <w:p>
-      <w:pPr>
-        <w:spacing w:after="60"/>
-        <w:ind w:left="360"/>
-      </w:pPr>
-      <w:r>
-        <w:rPr>
-          <w:sz w:val="22"/>
-          <w:szCs w:val="22"/>
-        </w:rPr>
-        <w:t xml:space="preserve">• Tutors directory (/admin/directory/tutors): PortalAdmin only — create, activate/deactivate, link/unlink students.</w:t>
-      </w:r>
-    </w:p>
-    <w:p>
-      <w:pPr>
-        <w:spacing w:after="60"/>
-        <w:ind w:left="360"/>
-      </w:pPr>
-      <w:r>
-        <w:rPr>
-          <w:sz w:val="22"/>
-          <w:szCs w:val="22"/>
-        </w:rPr>
-        <w:t xml:space="preserve">• Remove companion only; never remove list primary role or sole remaining role; Parent/Tutor remove blocked while linked students remain.</w:t>
+        <w:t xml:space="preserve">• SchoolAdmin/CampusAdmin must NOT Add/Remove Parent on Teachers or Coordinators (PortalAdmin only).</w:t>
+      </w:r>
+    </w:p>
+    <w:p>
+      <w:pPr>
+        <w:spacing w:after="60"/>
+        <w:ind w:left="360"/>
+      </w:pPr>
+      <w:r>
+        <w:rPr>
+          <w:sz w:val="22"/>
+          <w:szCs w:val="22"/>
+        </w:rPr>
+        <w:t xml:space="preserve">• Remove companion only; never remove list primary role or sole remaining role; Parent remove blocked while linked students remain.</w:t>
       </w:r>
     </w:p>
     <w:p>
@@ -638,7 +625,7 @@
           <w:sz w:val="22"/>
           <w:szCs w:val="22"/>
         </w:rPr>
-        <w:t xml:space="preserve">• Who can request: Teacher, Student, CampusAdmin (campus only), Coordinator. Parent and Tutor cannot request.</w:t>
+        <w:t xml:space="preserve">• Who can request: Teacher, Student, CampusAdmin (campus only), Coordinator. Parent cannot request.</w:t>
       </w:r>
     </w:p>
     <w:p>
@@ -745,7 +732,7 @@
           <w:sz w:val="22"/>
           <w:szCs w:val="22"/>
         </w:rPr>
-        <w:t xml:space="preserve">• PortalAdmin creates SchoolAdmin, CampusAdmin, and Tutors; SchoolAdmin creates CampusAdmin (own school).</w:t>
+        <w:t xml:space="preserve">• PortalAdmin creates SchoolAdmin and CampusAdmin; SchoolAdmin creates CampusAdmin (own school).</w:t>
       </w:r>
     </w:p>
     <w:p>
@@ -771,7 +758,7 @@
           <w:sz w:val="22"/>
           <w:szCs w:val="22"/>
         </w:rPr>
-        <w:t xml:space="preserve">• Tutor–student links: by CNIC or username (PortalAdmin).</w:t>
+        <w:t xml:space="preserve">• Parent–student links: by CNIC or username (directory or parent self-link).</w:t>
       </w:r>
     </w:p>
     <w:p>
@@ -839,7 +826,7 @@
           <w:sz w:val="22"/>
           <w:szCs w:val="22"/>
         </w:rPr>
-        <w:t xml:space="preserve">• Notify: Student → School+Campus+Parent+Portal; Teacher → School+Campus+Portal; CampusAdmin → School+Portal; SchoolAdmin/Parent/Tutor → Portal.</w:t>
+        <w:t xml:space="preserve">• Notify: Student → School+Campus+Parent+Portal; Teacher → School+Campus+Portal; CampusAdmin → School+Portal; SchoolAdmin/Parent → Portal.</w:t>
       </w:r>
     </w:p>
     <w:p>
@@ -946,7 +933,7 @@
           <w:sz w:val="22"/>
           <w:szCs w:val="22"/>
         </w:rPr>
-        <w:t xml:space="preserve">• /admin/directory/teachers|parents|coordinators|tutors — companion grant/remove (Tutors PortalAdmin)</w:t>
+        <w:t xml:space="preserve">• /admin/directory/teachers|parents|coordinators — companion grant/remove</w:t>
       </w:r>
     </w:p>
     <w:p>
@@ -1001,7 +988,7 @@
           <w:sz w:val="22"/>
           <w:szCs w:val="22"/>
         </w:rPr>
-        <w:t xml:space="preserve">• POST /api/auth/register — email username (Student/Parent/Teacher/Tutor)</w:t>
+        <w:t xml:space="preserve">• POST /api/auth/register — email username (Student/Parent/Teacher)</w:t>
       </w:r>
     </w:p>
     <w:p>
@@ -1040,7 +1027,7 @@
           <w:sz w:val="22"/>
           <w:szCs w:val="22"/>
         </w:rPr>
-        <w:t xml:space="preserve">• POST/DELETE /api/directory/tutors/{id}/students — PortalAdmin tutor–student links</w:t>
+        <w:t xml:space="preserve">• POST/DELETE /api/directory/parents/{id}/students — parent–student links</w:t>
       </w:r>
     </w:p>
     <w:p>
@@ -1108,7 +1095,7 @@
           <w:sz w:val="22"/>
           <w:szCs w:val="22"/>
         </w:rPr>
-        <w:t xml:space="preserve">• QA-01..05: scoped activation (School/Campus/Portal); Parent/Tutor PortalAdmin-only</w:t>
+        <w:t xml:space="preserve">• QA-01..05: scoped activation (School/Campus/Portal); Parent PortalAdmin-only</w:t>
       </w:r>
     </w:p>
     <w:p>
@@ -1147,20 +1134,20 @@
           <w:sz w:val="22"/>
           <w:szCs w:val="22"/>
         </w:rPr>
-        <w:t xml:space="preserve">• QA-40: multi-role school change follows active role (Teacher vs Parent/Tutor)</w:t>
-      </w:r>
-    </w:p>
-    <w:p>
-      <w:pPr>
-        <w:spacing w:after="60"/>
-        <w:ind w:left="360"/>
-      </w:pPr>
-      <w:r>
-        <w:rPr>
-          <w:sz w:val="22"/>
-          <w:szCs w:val="22"/>
-        </w:rPr>
-        <w:t xml:space="preserve">• Directory grant Tutor; PortalAdmin-only Parent/Tutor companions; Tutors directory parity</w:t>
+        <w:t xml:space="preserve">• QA-40: multi-role school change follows active role (Teacher vs Parent)</w:t>
+      </w:r>
+    </w:p>
+    <w:p>
+      <w:pPr>
+        <w:spacing w:after="60"/>
+        <w:ind w:left="360"/>
+      </w:pPr>
+      <w:r>
+        <w:rPr>
+          <w:sz w:val="22"/>
+          <w:szCs w:val="22"/>
+        </w:rPr>
+        <w:t xml:space="preserve">• Directory grant Parent companions; Parent–student links</w:t>
       </w:r>
     </w:p>
     <w:p>
